--- a/lab02/Отчет_ЛР2_Вариант8.docx
+++ b/lab02/Отчет_ЛР2_Вариант8.docx
@@ -168,21 +168,7 @@
         <w:rPr>
           <w:lang w:val="ru-RU"/>
         </w:rPr>
-        <w:t xml:space="preserve">Изучить и </w:t>
-      </w:r>
-      <w:proofErr w:type="spellStart"/>
-      <w:r>
-        <w:rPr>
-          <w:lang w:val="ru-RU"/>
-        </w:rPr>
-        <w:t>программно</w:t>
-      </w:r>
-      <w:proofErr w:type="spellEnd"/>
-      <w:r>
-        <w:rPr>
-          <w:lang w:val="ru-RU"/>
-        </w:rPr>
-        <w:t xml:space="preserve"> реализовать два метода глобальной пороговой обработки и два высокочастотных фильтра увеличения резкости.</w:t>
+        <w:t>Изучить и программно реализовать два метода глобальной пороговой обработки и два высокочастотных фильтра увеличения резкости.</w:t>
       </w:r>
     </w:p>
     <w:p>
@@ -219,7 +205,7 @@
         <w:rPr>
           <w:lang w:val="ru-RU"/>
         </w:rPr>
-        <w:t>Сравнить результаты пороговой обработки по статистике и карте различий.</w:t>
+        <w:t>Сравнить результаты пороговой обработки.</w:t>
       </w:r>
     </w:p>
     <w:p>
@@ -274,7 +260,19 @@
         <w:rPr>
           <w:lang w:val="ru-RU"/>
         </w:rPr>
-        <w:t>Проверить алгоритмы на шумных, размытых, малоконтрастных изображениях и изображениях с мелкими деталями.</w:t>
+        <w:t>С</w:t>
+      </w:r>
+      <w:r>
+        <w:rPr>
+          <w:lang w:val="ru-RU"/>
+        </w:rPr>
+        <w:t>равнить</w:t>
+      </w:r>
+      <w:r>
+        <w:rPr>
+          <w:lang w:val="ru-RU"/>
+        </w:rPr>
+        <w:t xml:space="preserve"> алгоритмы на шумных, размытых, малоконтрастных изображениях и изображениях с мелкими деталями.</w:t>
       </w:r>
     </w:p>
     <w:p>
@@ -303,7 +301,6 @@
         </w:rPr>
         <w:t xml:space="preserve">Пороговая обработка переводит яркость пикселя </w:t>
       </w:r>
-      <w:proofErr w:type="gramStart"/>
       <w:r>
         <w:t>f</w:t>
       </w:r>
@@ -313,7 +310,6 @@
         </w:rPr>
         <w:t>(</w:t>
       </w:r>
-      <w:proofErr w:type="gramEnd"/>
       <w:r>
         <w:t>x</w:t>
       </w:r>
@@ -332,7 +328,6 @@
         </w:rPr>
         <w:t xml:space="preserve">) в бинарное значение: </w:t>
       </w:r>
-      <w:proofErr w:type="gramStart"/>
       <w:r>
         <w:t>g</w:t>
       </w:r>
@@ -342,7 +337,6 @@
         </w:rPr>
         <w:t>(</w:t>
       </w:r>
-      <w:proofErr w:type="gramEnd"/>
       <w:r>
         <w:t>x</w:t>
       </w:r>
@@ -361,7 +355,6 @@
         </w:rPr>
         <w:t xml:space="preserve">) = 255 при </w:t>
       </w:r>
-      <w:proofErr w:type="gramStart"/>
       <w:r>
         <w:t>f</w:t>
       </w:r>
@@ -371,7 +364,6 @@
         </w:rPr>
         <w:t>(</w:t>
       </w:r>
-      <w:proofErr w:type="gramEnd"/>
       <w:r>
         <w:t>x</w:t>
       </w:r>
@@ -384,19 +376,11 @@
       <w:r>
         <w:t>y</w:t>
       </w:r>
-      <w:proofErr w:type="gramStart"/>
       <w:r>
         <w:rPr>
           <w:lang w:val="ru-RU"/>
         </w:rPr>
-        <w:t>) &gt;</w:t>
-      </w:r>
-      <w:proofErr w:type="gramEnd"/>
-      <w:r>
-        <w:rPr>
-          <w:lang w:val="ru-RU"/>
-        </w:rPr>
-        <w:t xml:space="preserve"> </w:t>
+        <w:t xml:space="preserve">) &gt; </w:t>
       </w:r>
       <w:r>
         <w:t>T</w:t>
@@ -407,7 +391,6 @@
         </w:rPr>
         <w:t xml:space="preserve">, иначе </w:t>
       </w:r>
-      <w:proofErr w:type="gramStart"/>
       <w:r>
         <w:t>g</w:t>
       </w:r>
@@ -417,7 +400,6 @@
         </w:rPr>
         <w:t>(</w:t>
       </w:r>
-      <w:proofErr w:type="gramEnd"/>
       <w:r>
         <w:t>x</w:t>
       </w:r>
@@ -497,7 +479,6 @@
         </w:rPr>
         <w:t xml:space="preserve"> + </w:t>
       </w:r>
-      <w:proofErr w:type="gramStart"/>
       <w:r>
         <w:t>α</w:t>
       </w:r>
@@ -507,7 +488,6 @@
         </w:rPr>
         <w:t>(</w:t>
       </w:r>
-      <w:proofErr w:type="gramEnd"/>
       <w:r>
         <w:t>f</w:t>
       </w:r>
@@ -517,11 +497,9 @@
         </w:rPr>
         <w:t xml:space="preserve"> − </w:t>
       </w:r>
-      <w:proofErr w:type="spellStart"/>
       <w:r>
         <w:t>Gσ</w:t>
       </w:r>
-      <w:proofErr w:type="spellEnd"/>
       <w:r>
         <w:rPr>
           <w:lang w:val="ru-RU"/>
@@ -549,11 +527,9 @@
         </w:rPr>
         <w:t xml:space="preserve">), где </w:t>
       </w:r>
-      <w:proofErr w:type="spellStart"/>
       <w:r>
         <w:t>Gσ</w:t>
       </w:r>
-      <w:proofErr w:type="spellEnd"/>
       <w:r>
         <w:rPr>
           <w:lang w:val="ru-RU"/>
@@ -567,21 +543,19 @@
         <w:rPr>
           <w:lang w:val="ru-RU"/>
         </w:rPr>
-        <w:t xml:space="preserve"> — </w:t>
+        <w:t xml:space="preserve"> </w:t>
       </w:r>
-      <w:proofErr w:type="spellStart"/>
       <w:r>
         <w:rPr>
           <w:lang w:val="ru-RU"/>
         </w:rPr>
-        <w:t>гауссовски</w:t>
+        <w:t>–</w:t>
       </w:r>
-      <w:proofErr w:type="spellEnd"/>
       <w:r>
         <w:rPr>
           <w:lang w:val="ru-RU"/>
         </w:rPr>
-        <w:t xml:space="preserve"> размытое изображение. </w:t>
+        <w:t xml:space="preserve"> гауссовски размытое изображение. </w:t>
       </w:r>
       <w:r>
         <w:t>Laplacian</w:t>
@@ -655,11 +629,9 @@
             <w:tcW w:w="3230" w:type="dxa"/>
           </w:tcPr>
           <w:p>
-            <w:proofErr w:type="spellStart"/>
             <w:r>
               <w:t>Метод</w:t>
             </w:r>
-            <w:proofErr w:type="spellEnd"/>
           </w:p>
         </w:tc>
         <w:tc>
@@ -789,27 +761,9 @@
             <w:tcW w:w="3230" w:type="dxa"/>
           </w:tcPr>
           <w:p>
-            <w:proofErr w:type="spellStart"/>
             <w:r>
-              <w:t>Может</w:t>
+              <w:t>Может создавать ореолы</w:t>
             </w:r>
-            <w:proofErr w:type="spellEnd"/>
-            <w:r>
-              <w:t xml:space="preserve"> </w:t>
-            </w:r>
-            <w:proofErr w:type="spellStart"/>
-            <w:r>
-              <w:t>создавать</w:t>
-            </w:r>
-            <w:proofErr w:type="spellEnd"/>
-            <w:r>
-              <w:t xml:space="preserve"> </w:t>
-            </w:r>
-            <w:proofErr w:type="spellStart"/>
-            <w:r>
-              <w:t>ореолы</w:t>
-            </w:r>
-            <w:proofErr w:type="spellEnd"/>
           </w:p>
         </w:tc>
       </w:tr>
@@ -866,11 +820,9 @@
         </w:rPr>
         <w:t xml:space="preserve">Графический интерфейс создан с помощью </w:t>
       </w:r>
-      <w:proofErr w:type="spellStart"/>
       <w:r>
         <w:t>Tkinter</w:t>
       </w:r>
-      <w:proofErr w:type="spellEnd"/>
       <w:r>
         <w:rPr>
           <w:lang w:val="ru-RU"/>
@@ -947,6 +899,177 @@
     </w:p>
     <w:p>
       <w:pPr>
+        <w:rPr>
+          <w:lang w:val="ru-RU"/>
+        </w:rPr>
+      </w:pPr>
+      <w:r>
+        <w:rPr>
+          <w:noProof/>
+          <w:lang w:val="ru-RU"/>
+        </w:rPr>
+        <w:drawing>
+          <wp:inline distT="0" distB="0" distL="0" distR="0" wp14:anchorId="6A36BC36" wp14:editId="57F336C8">
+            <wp:extent cx="3025140" cy="3048000"/>
+            <wp:effectExtent l="0" t="0" r="3810" b="0"/>
+            <wp:docPr id="908684144" name="Рисунок 1"/>
+            <wp:cNvGraphicFramePr>
+              <a:graphicFrameLocks xmlns:a="http://schemas.openxmlformats.org/drawingml/2006/main" noChangeAspect="1"/>
+            </wp:cNvGraphicFramePr>
+            <a:graphic xmlns:a="http://schemas.openxmlformats.org/drawingml/2006/main">
+              <a:graphicData uri="http://schemas.openxmlformats.org/drawingml/2006/picture">
+                <pic:pic xmlns:pic="http://schemas.openxmlformats.org/drawingml/2006/picture">
+                  <pic:nvPicPr>
+                    <pic:cNvPr id="908684144" name="Рисунок 908684144"/>
+                    <pic:cNvPicPr/>
+                  </pic:nvPicPr>
+                  <pic:blipFill>
+                    <a:blip r:embed="rId6"/>
+                    <a:stretch>
+                      <a:fillRect/>
+                    </a:stretch>
+                  </pic:blipFill>
+                  <pic:spPr>
+                    <a:xfrm>
+                      <a:off x="0" y="0"/>
+                      <a:ext cx="3025140" cy="3048000"/>
+                    </a:xfrm>
+                    <a:prstGeom prst="rect">
+                      <a:avLst/>
+                    </a:prstGeom>
+                  </pic:spPr>
+                </pic:pic>
+              </a:graphicData>
+            </a:graphic>
+          </wp:inline>
+        </w:drawing>
+      </w:r>
+      <w:r>
+        <w:rPr>
+          <w:noProof/>
+          <w:lang w:val="ru-RU"/>
+        </w:rPr>
+        <w:drawing>
+          <wp:inline distT="0" distB="0" distL="0" distR="0" wp14:anchorId="7152759C" wp14:editId="7BB0AA8D">
+            <wp:extent cx="2613660" cy="3051976"/>
+            <wp:effectExtent l="0" t="0" r="0" b="0"/>
+            <wp:docPr id="1098546312" name="Рисунок 2"/>
+            <wp:cNvGraphicFramePr>
+              <a:graphicFrameLocks xmlns:a="http://schemas.openxmlformats.org/drawingml/2006/main" noChangeAspect="1"/>
+            </wp:cNvGraphicFramePr>
+            <a:graphic xmlns:a="http://schemas.openxmlformats.org/drawingml/2006/main">
+              <a:graphicData uri="http://schemas.openxmlformats.org/drawingml/2006/picture">
+                <pic:pic xmlns:pic="http://schemas.openxmlformats.org/drawingml/2006/picture">
+                  <pic:nvPicPr>
+                    <pic:cNvPr id="1098546312" name="Рисунок 1098546312"/>
+                    <pic:cNvPicPr/>
+                  </pic:nvPicPr>
+                  <pic:blipFill>
+                    <a:blip r:embed="rId7"/>
+                    <a:stretch>
+                      <a:fillRect/>
+                    </a:stretch>
+                  </pic:blipFill>
+                  <pic:spPr>
+                    <a:xfrm>
+                      <a:off x="0" y="0"/>
+                      <a:ext cx="2622176" cy="3061921"/>
+                    </a:xfrm>
+                    <a:prstGeom prst="rect">
+                      <a:avLst/>
+                    </a:prstGeom>
+                  </pic:spPr>
+                </pic:pic>
+              </a:graphicData>
+            </a:graphic>
+          </wp:inline>
+        </w:drawing>
+      </w:r>
+      <w:r>
+        <w:rPr>
+          <w:noProof/>
+          <w:lang w:val="ru-RU"/>
+        </w:rPr>
+        <w:drawing>
+          <wp:inline distT="0" distB="0" distL="0" distR="0" wp14:anchorId="0BDD4ADF" wp14:editId="02401587">
+            <wp:extent cx="2543434" cy="3147060"/>
+            <wp:effectExtent l="0" t="0" r="9525" b="0"/>
+            <wp:docPr id="541016896" name="Рисунок 3"/>
+            <wp:cNvGraphicFramePr>
+              <a:graphicFrameLocks xmlns:a="http://schemas.openxmlformats.org/drawingml/2006/main" noChangeAspect="1"/>
+            </wp:cNvGraphicFramePr>
+            <a:graphic xmlns:a="http://schemas.openxmlformats.org/drawingml/2006/main">
+              <a:graphicData uri="http://schemas.openxmlformats.org/drawingml/2006/picture">
+                <pic:pic xmlns:pic="http://schemas.openxmlformats.org/drawingml/2006/picture">
+                  <pic:nvPicPr>
+                    <pic:cNvPr id="541016896" name="Рисунок 541016896"/>
+                    <pic:cNvPicPr/>
+                  </pic:nvPicPr>
+                  <pic:blipFill>
+                    <a:blip r:embed="rId8"/>
+                    <a:stretch>
+                      <a:fillRect/>
+                    </a:stretch>
+                  </pic:blipFill>
+                  <pic:spPr>
+                    <a:xfrm>
+                      <a:off x="0" y="0"/>
+                      <a:ext cx="2553324" cy="3159297"/>
+                    </a:xfrm>
+                    <a:prstGeom prst="rect">
+                      <a:avLst/>
+                    </a:prstGeom>
+                  </pic:spPr>
+                </pic:pic>
+              </a:graphicData>
+            </a:graphic>
+          </wp:inline>
+        </w:drawing>
+      </w:r>
+      <w:r>
+        <w:rPr>
+          <w:noProof/>
+          <w:lang w:val="ru-RU"/>
+        </w:rPr>
+        <w:drawing>
+          <wp:inline distT="0" distB="0" distL="0" distR="0" wp14:anchorId="3D71F986" wp14:editId="4095E684">
+            <wp:extent cx="3083096" cy="3131820"/>
+            <wp:effectExtent l="0" t="0" r="3175" b="0"/>
+            <wp:docPr id="1269340126" name="Рисунок 4"/>
+            <wp:cNvGraphicFramePr>
+              <a:graphicFrameLocks xmlns:a="http://schemas.openxmlformats.org/drawingml/2006/main" noChangeAspect="1"/>
+            </wp:cNvGraphicFramePr>
+            <a:graphic xmlns:a="http://schemas.openxmlformats.org/drawingml/2006/main">
+              <a:graphicData uri="http://schemas.openxmlformats.org/drawingml/2006/picture">
+                <pic:pic xmlns:pic="http://schemas.openxmlformats.org/drawingml/2006/picture">
+                  <pic:nvPicPr>
+                    <pic:cNvPr id="1269340126" name="Рисунок 1269340126"/>
+                    <pic:cNvPicPr/>
+                  </pic:nvPicPr>
+                  <pic:blipFill>
+                    <a:blip r:embed="rId9"/>
+                    <a:stretch>
+                      <a:fillRect/>
+                    </a:stretch>
+                  </pic:blipFill>
+                  <pic:spPr>
+                    <a:xfrm>
+                      <a:off x="0" y="0"/>
+                      <a:ext cx="3116032" cy="3165276"/>
+                    </a:xfrm>
+                    <a:prstGeom prst="rect">
+                      <a:avLst/>
+                    </a:prstGeom>
+                  </pic:spPr>
+                </pic:pic>
+              </a:graphicData>
+            </a:graphic>
+          </wp:inline>
+        </w:drawing>
+      </w:r>
+    </w:p>
+    <w:p>
+      <w:pPr>
         <w:pStyle w:val="1"/>
         <w:rPr>
           <w:lang w:val="ru-RU"/>
@@ -956,6 +1079,7 @@
         <w:rPr>
           <w:lang w:val="ru-RU"/>
         </w:rPr>
+        <w:lastRenderedPageBreak/>
         <w:t>5. Выводы</w:t>
       </w:r>
     </w:p>
@@ -996,7 +1120,19 @@
         <w:rPr>
           <w:lang w:val="ru-RU"/>
         </w:rPr>
-        <w:t xml:space="preserve"> позволяет ограничить усиление слабых перепадов порогом; </w:t>
+        <w:t xml:space="preserve"> позволяет ограничить усиление слабых перепадов порогом</w:t>
+      </w:r>
+      <w:r>
+        <w:rPr>
+          <w:lang w:val="ru-RU"/>
+        </w:rPr>
+        <w:t>, т. е. более устойчив к шуму</w:t>
+      </w:r>
+      <w:r>
+        <w:rPr>
+          <w:lang w:val="ru-RU"/>
+        </w:rPr>
+        <w:t xml:space="preserve">; </w:t>
       </w:r>
       <w:r>
         <w:t>Laplacian</w:t>
